--- a/docs/EMS_Maintenance_Notes.docx
+++ b/docs/EMS_Maintenance_Notes.docx
@@ -168,6 +168,110 @@
           <w:szCs w:val="16"/>
         </w:rPr>
         <w:t xml:space="preserve">python -m worker.main                          # worker (separate process)</w:t>
+      </w:r>
+    </w:p>
+    <w:p>
+      <w:pPr>
+        <w:pStyle w:val="Heading2"/>
+      </w:pPr>
+      <w:r>
+        <w:t xml:space="preserve">Web app and extension</w:t>
+      </w:r>
+    </w:p>
+    <w:p>
+      <w:pPr>
+        <w:shd w:fill="F2F2F2" w:color="auto" w:val="clear"/>
+        <w:spacing w:before="80" w:after="0" w:line="240"/>
+        <w:ind w:left="120" w:right="120"/>
+      </w:pPr>
+      <w:r>
+        <w:rPr>
+          <w:rFonts w:ascii="Consolas" w:cs="Consolas" w:eastAsia="Consolas" w:hAnsi="Consolas"/>
+          <w:sz w:val="16"/>
+          <w:szCs w:val="16"/>
+        </w:rPr>
+        <w:t xml:space="preserve">cd ems/web &amp;&amp; npm ci &amp;&amp; EMS_API_ORIGIN=http://127.0.0.1:8000 npm run dev         # http://localhost:3000</w:t>
+      </w:r>
+    </w:p>
+    <w:p>
+      <w:pPr>
+        <w:shd w:fill="F2F2F2" w:color="auto" w:val="clear"/>
+        <w:spacing w:before="0" w:after="160" w:line="240"/>
+        <w:ind w:left="120" w:right="120"/>
+      </w:pPr>
+      <w:r>
+        <w:rPr>
+          <w:rFonts w:ascii="Consolas" w:cs="Consolas" w:eastAsia="Consolas" w:hAnsi="Consolas"/>
+          <w:sz w:val="16"/>
+          <w:szCs w:val="16"/>
+        </w:rPr>
+        <w:t xml:space="preserve">cd ems/extension &amp;&amp; npm ci &amp;&amp; EMS_ORIGIN=http://localhost:3000 npm run build     # load dist/ unpacked in Chrome</w:t>
+      </w:r>
+    </w:p>
+    <w:p>
+      <w:pPr>
+        <w:spacing w:after="120"/>
+      </w:pPr>
+      <w:r>
+        <w:t xml:space="preserve">Set the API's </w:t>
+      </w:r>
+      <w:r>
+        <w:rPr>
+          <w:rFonts w:ascii="Consolas" w:cs="Consolas" w:eastAsia="Consolas" w:hAnsi="Consolas"/>
+          <w:color w:val="7B2C2C"/>
+          <w:sz w:val="19"/>
+          <w:szCs w:val="19"/>
+        </w:rPr>
+        <w:t xml:space="preserve">APP_BASE_URL</w:t>
+      </w:r>
+      <w:r>
+        <w:t xml:space="preserve"> to the web URL and </w:t>
+      </w:r>
+      <w:r>
+        <w:rPr>
+          <w:rFonts w:ascii="Consolas" w:cs="Consolas" w:eastAsia="Consolas" w:hAnsi="Consolas"/>
+          <w:color w:val="7B2C2C"/>
+          <w:sz w:val="19"/>
+          <w:szCs w:val="19"/>
+        </w:rPr>
+        <w:t xml:space="preserve">EXTENSION_ID</w:t>
+      </w:r>
+      <w:r>
+        <w:t xml:space="preserve"> to the loaded extension's ID. </w:t>
+      </w:r>
+      <w:r>
+        <w:rPr>
+          <w:rFonts w:ascii="Consolas" w:cs="Consolas" w:eastAsia="Consolas" w:hAnsi="Consolas"/>
+          <w:color w:val="7B2C2C"/>
+          <w:sz w:val="19"/>
+          <w:szCs w:val="19"/>
+        </w:rPr>
+        <w:t xml:space="preserve">EMS_API_ORIGIN</w:t>
+      </w:r>
+      <w:r>
+        <w:t xml:space="preserve"> is read when the web app is </w:t>
+      </w:r>
+      <w:r>
+        <w:rPr>
+          <w:b/>
+          <w:bCs/>
+        </w:rPr>
+        <w:t xml:space="preserve">built</w:t>
+      </w:r>
+      <w:r>
+        <w:t xml:space="preserve">: rebuild after changing it. Production: </w:t>
+      </w:r>
+      <w:r>
+        <w:rPr>
+          <w:rFonts w:ascii="Consolas" w:cs="Consolas" w:eastAsia="Consolas" w:hAnsi="Consolas"/>
+          <w:color w:val="7B2C2C"/>
+          <w:sz w:val="19"/>
+          <w:szCs w:val="19"/>
+        </w:rPr>
+        <w:t xml:space="preserve">npm run build &amp;&amp; npm start</w:t>
+      </w:r>
+      <w:r>
+        <w:t xml:space="preserve"> behind the same domain.</w:t>
       </w:r>
     </w:p>
     <w:p>
@@ -223,9 +327,9 @@
         </w:tblBorders>
       </w:tblPr>
       <w:tblGrid>
-        <w:gridCol w:w="1504"/>
-        <w:gridCol w:w="6194"/>
-        <w:gridCol w:w="1328"/>
+        <w:gridCol w:w="1357"/>
+        <w:gridCol w:w="5591"/>
+        <w:gridCol w:w="2078"/>
       </w:tblGrid>
       <w:tr>
         <w:trPr>
@@ -233,7 +337,7 @@
         </w:trPr>
         <w:tc>
           <w:tcPr>
-            <w:tcW w:type="dxa" w:w="1504"/>
+            <w:tcW w:type="dxa" w:w="1357"/>
             <w:tcBorders>
               <w:top w:val="single" w:color="BFBFBF" w:sz="4"/>
               <w:left w:val="single" w:color="BFBFBF" w:sz="4"/>
@@ -265,7 +369,7 @@
         </w:tc>
         <w:tc>
           <w:tcPr>
-            <w:tcW w:type="dxa" w:w="6194"/>
+            <w:tcW w:type="dxa" w:w="5591"/>
             <w:tcBorders>
               <w:top w:val="single" w:color="BFBFBF" w:sz="4"/>
               <w:left w:val="single" w:color="BFBFBF" w:sz="4"/>
@@ -297,7 +401,7 @@
         </w:tc>
         <w:tc>
           <w:tcPr>
-            <w:tcW w:type="dxa" w:w="1328"/>
+            <w:tcW w:type="dxa" w:w="2078"/>
             <w:tcBorders>
               <w:top w:val="single" w:color="BFBFBF" w:sz="4"/>
               <w:left w:val="single" w:color="BFBFBF" w:sz="4"/>
@@ -331,7 +435,7 @@
       <w:tr>
         <w:tc>
           <w:tcPr>
-            <w:tcW w:type="dxa" w:w="1504"/>
+            <w:tcW w:type="dxa" w:w="1357"/>
             <w:tcBorders>
               <w:top w:val="single" w:color="BFBFBF" w:sz="4"/>
               <w:left w:val="single" w:color="BFBFBF" w:sz="4"/>
@@ -360,7 +464,7 @@
         </w:tc>
         <w:tc>
           <w:tcPr>
-            <w:tcW w:type="dxa" w:w="6194"/>
+            <w:tcW w:type="dxa" w:w="5591"/>
             <w:tcBorders>
               <w:top w:val="single" w:color="BFBFBF" w:sz="4"/>
               <w:left w:val="single" w:color="BFBFBF" w:sz="4"/>
@@ -391,7 +495,7 @@
         </w:tc>
         <w:tc>
           <w:tcPr>
-            <w:tcW w:type="dxa" w:w="1328"/>
+            <w:tcW w:type="dxa" w:w="2078"/>
             <w:tcBorders>
               <w:top w:val="single" w:color="BFBFBF" w:sz="4"/>
               <w:left w:val="single" w:color="BFBFBF" w:sz="4"/>
@@ -422,7 +526,7 @@
       <w:tr>
         <w:tc>
           <w:tcPr>
-            <w:tcW w:type="dxa" w:w="1504"/>
+            <w:tcW w:type="dxa" w:w="1357"/>
             <w:tcBorders>
               <w:top w:val="single" w:color="BFBFBF" w:sz="4"/>
               <w:left w:val="single" w:color="BFBFBF" w:sz="4"/>
@@ -451,7 +555,7 @@
         </w:tc>
         <w:tc>
           <w:tcPr>
-            <w:tcW w:type="dxa" w:w="6194"/>
+            <w:tcW w:type="dxa" w:w="5591"/>
             <w:tcBorders>
               <w:top w:val="single" w:color="BFBFBF" w:sz="4"/>
               <w:left w:val="single" w:color="BFBFBF" w:sz="4"/>
@@ -482,7 +586,7 @@
         </w:tc>
         <w:tc>
           <w:tcPr>
-            <w:tcW w:type="dxa" w:w="1328"/>
+            <w:tcW w:type="dxa" w:w="2078"/>
             <w:tcBorders>
               <w:top w:val="single" w:color="BFBFBF" w:sz="4"/>
               <w:left w:val="single" w:color="BFBFBF" w:sz="4"/>
@@ -513,7 +617,7 @@
       <w:tr>
         <w:tc>
           <w:tcPr>
-            <w:tcW w:type="dxa" w:w="1504"/>
+            <w:tcW w:type="dxa" w:w="1357"/>
             <w:tcBorders>
               <w:top w:val="single" w:color="BFBFBF" w:sz="4"/>
               <w:left w:val="single" w:color="BFBFBF" w:sz="4"/>
@@ -542,7 +646,7 @@
         </w:tc>
         <w:tc>
           <w:tcPr>
-            <w:tcW w:type="dxa" w:w="6194"/>
+            <w:tcW w:type="dxa" w:w="5591"/>
             <w:tcBorders>
               <w:top w:val="single" w:color="BFBFBF" w:sz="4"/>
               <w:left w:val="single" w:color="BFBFBF" w:sz="4"/>
@@ -573,7 +677,7 @@
         </w:tc>
         <w:tc>
           <w:tcPr>
-            <w:tcW w:type="dxa" w:w="1328"/>
+            <w:tcW w:type="dxa" w:w="2078"/>
             <w:tcBorders>
               <w:top w:val="single" w:color="BFBFBF" w:sz="4"/>
               <w:left w:val="single" w:color="BFBFBF" w:sz="4"/>
@@ -604,7 +708,7 @@
       <w:tr>
         <w:tc>
           <w:tcPr>
-            <w:tcW w:type="dxa" w:w="1504"/>
+            <w:tcW w:type="dxa" w:w="1357"/>
             <w:tcBorders>
               <w:top w:val="single" w:color="BFBFBF" w:sz="4"/>
               <w:left w:val="single" w:color="BFBFBF" w:sz="4"/>
@@ -633,7 +737,7 @@
         </w:tc>
         <w:tc>
           <w:tcPr>
-            <w:tcW w:type="dxa" w:w="6194"/>
+            <w:tcW w:type="dxa" w:w="5591"/>
             <w:tcBorders>
               <w:top w:val="single" w:color="BFBFBF" w:sz="4"/>
               <w:left w:val="single" w:color="BFBFBF" w:sz="4"/>
@@ -664,7 +768,7 @@
         </w:tc>
         <w:tc>
           <w:tcPr>
-            <w:tcW w:type="dxa" w:w="1328"/>
+            <w:tcW w:type="dxa" w:w="2078"/>
             <w:tcBorders>
               <w:top w:val="single" w:color="BFBFBF" w:sz="4"/>
               <w:left w:val="single" w:color="BFBFBF" w:sz="4"/>
@@ -695,7 +799,7 @@
       <w:tr>
         <w:tc>
           <w:tcPr>
-            <w:tcW w:type="dxa" w:w="1504"/>
+            <w:tcW w:type="dxa" w:w="1357"/>
             <w:tcBorders>
               <w:top w:val="single" w:color="BFBFBF" w:sz="4"/>
               <w:left w:val="single" w:color="BFBFBF" w:sz="4"/>
@@ -724,7 +828,7 @@
         </w:tc>
         <w:tc>
           <w:tcPr>
-            <w:tcW w:type="dxa" w:w="6194"/>
+            <w:tcW w:type="dxa" w:w="5591"/>
             <w:tcBorders>
               <w:top w:val="single" w:color="BFBFBF" w:sz="4"/>
               <w:left w:val="single" w:color="BFBFBF" w:sz="4"/>
@@ -772,7 +876,7 @@
                 <w:sz w:val="16"/>
                 <w:szCs w:val="16"/>
               </w:rPr>
-              <w:t xml:space="preserve">005</w:t>
+              <w:t xml:space="preserve">006</w:t>
             </w:r>
             <w:r>
               <w:rPr>
@@ -794,7 +898,7 @@
         </w:tc>
         <w:tc>
           <w:tcPr>
-            <w:tcW w:type="dxa" w:w="1328"/>
+            <w:tcW w:type="dxa" w:w="2078"/>
             <w:tcBorders>
               <w:top w:val="single" w:color="BFBFBF" w:sz="4"/>
               <w:left w:val="single" w:color="BFBFBF" w:sz="4"/>
@@ -825,7 +929,7 @@
       <w:tr>
         <w:tc>
           <w:tcPr>
-            <w:tcW w:type="dxa" w:w="1504"/>
+            <w:tcW w:type="dxa" w:w="1357"/>
             <w:tcBorders>
               <w:top w:val="single" w:color="BFBFBF" w:sz="4"/>
               <w:left w:val="single" w:color="BFBFBF" w:sz="4"/>
@@ -854,7 +958,7 @@
         </w:tc>
         <w:tc>
           <w:tcPr>
-            <w:tcW w:type="dxa" w:w="6194"/>
+            <w:tcW w:type="dxa" w:w="5591"/>
             <w:tcBorders>
               <w:top w:val="single" w:color="BFBFBF" w:sz="4"/>
               <w:left w:val="single" w:color="BFBFBF" w:sz="4"/>
@@ -892,7 +996,7 @@
         </w:tc>
         <w:tc>
           <w:tcPr>
-            <w:tcW w:type="dxa" w:w="1328"/>
+            <w:tcW w:type="dxa" w:w="2078"/>
             <w:tcBorders>
               <w:top w:val="single" w:color="BFBFBF" w:sz="4"/>
               <w:left w:val="single" w:color="BFBFBF" w:sz="4"/>
@@ -923,36 +1027,36 @@
       <w:tr>
         <w:tc>
           <w:tcPr>
-            <w:tcW w:type="dxa" w:w="1504"/>
-            <w:tcBorders>
-              <w:top w:val="single" w:color="BFBFBF" w:sz="4"/>
-              <w:left w:val="single" w:color="BFBFBF" w:sz="4"/>
-              <w:bottom w:val="single" w:color="BFBFBF" w:sz="4"/>
-              <w:right w:val="single" w:color="BFBFBF" w:sz="4"/>
-            </w:tcBorders>
-            <w:tcMar>
-              <w:top w:type="dxa" w:w="60"/>
-              <w:left w:type="dxa" w:w="100"/>
-              <w:bottom w:type="dxa" w:w="60"/>
-              <w:right w:type="dxa" w:w="100"/>
-            </w:tcMar>
-          </w:tcPr>
-          <w:p>
-            <w:pPr>
-              <w:spacing w:before="0" w:after="0"/>
-            </w:pPr>
-            <w:r>
-              <w:rPr>
-                <w:sz w:val="18"/>
-                <w:szCs w:val="18"/>
-              </w:rPr>
-              <w:t xml:space="preserve">Integration tests</w:t>
-            </w:r>
-          </w:p>
-        </w:tc>
-        <w:tc>
-          <w:tcPr>
-            <w:tcW w:type="dxa" w:w="6194"/>
+            <w:tcW w:type="dxa" w:w="1357"/>
+            <w:tcBorders>
+              <w:top w:val="single" w:color="BFBFBF" w:sz="4"/>
+              <w:left w:val="single" w:color="BFBFBF" w:sz="4"/>
+              <w:bottom w:val="single" w:color="BFBFBF" w:sz="4"/>
+              <w:right w:val="single" w:color="BFBFBF" w:sz="4"/>
+            </w:tcBorders>
+            <w:tcMar>
+              <w:top w:type="dxa" w:w="60"/>
+              <w:left w:type="dxa" w:w="100"/>
+              <w:bottom w:type="dxa" w:w="60"/>
+              <w:right w:type="dxa" w:w="100"/>
+            </w:tcMar>
+          </w:tcPr>
+          <w:p>
+            <w:pPr>
+              <w:spacing w:before="0" w:after="0"/>
+            </w:pPr>
+            <w:r>
+              <w:rPr>
+                <w:sz w:val="18"/>
+                <w:szCs w:val="18"/>
+              </w:rPr>
+              <w:t xml:space="preserve">Web</w:t>
+            </w:r>
+          </w:p>
+        </w:tc>
+        <w:tc>
+          <w:tcPr>
+            <w:tcW w:type="dxa" w:w="5591"/>
             <w:tcBorders>
               <w:top w:val="single" w:color="BFBFBF" w:sz="4"/>
               <w:left w:val="single" w:color="BFBFBF" w:sz="4"/>
@@ -977,13 +1081,211 @@
                 <w:sz w:val="16"/>
                 <w:szCs w:val="16"/>
               </w:rPr>
+              <w:t xml:space="preserve">cd web &amp;&amp; npm run lint &amp;&amp; npm run typecheck &amp;&amp; npm test &amp;&amp; npm run build</w:t>
+            </w:r>
+          </w:p>
+        </w:tc>
+        <w:tc>
+          <w:tcPr>
+            <w:tcW w:type="dxa" w:w="2078"/>
+            <w:tcBorders>
+              <w:top w:val="single" w:color="BFBFBF" w:sz="4"/>
+              <w:left w:val="single" w:color="BFBFBF" w:sz="4"/>
+              <w:bottom w:val="single" w:color="BFBFBF" w:sz="4"/>
+              <w:right w:val="single" w:color="BFBFBF" w:sz="4"/>
+            </w:tcBorders>
+            <w:tcMar>
+              <w:top w:type="dxa" w:w="60"/>
+              <w:left w:type="dxa" w:w="100"/>
+              <w:bottom w:type="dxa" w:w="60"/>
+              <w:right w:type="dxa" w:w="100"/>
+            </w:tcMar>
+          </w:tcPr>
+          <w:p>
+            <w:pPr>
+              <w:spacing w:before="0" w:after="0"/>
+            </w:pPr>
+            <w:r>
+              <w:rPr>
+                <w:sz w:val="18"/>
+                <w:szCs w:val="18"/>
+              </w:rPr>
+              <w:t xml:space="preserve">clean, 45 routes</w:t>
+            </w:r>
+          </w:p>
+        </w:tc>
+      </w:tr>
+      <w:tr>
+        <w:tc>
+          <w:tcPr>
+            <w:tcW w:type="dxa" w:w="1357"/>
+            <w:tcBorders>
+              <w:top w:val="single" w:color="BFBFBF" w:sz="4"/>
+              <w:left w:val="single" w:color="BFBFBF" w:sz="4"/>
+              <w:bottom w:val="single" w:color="BFBFBF" w:sz="4"/>
+              <w:right w:val="single" w:color="BFBFBF" w:sz="4"/>
+            </w:tcBorders>
+            <w:tcMar>
+              <w:top w:type="dxa" w:w="60"/>
+              <w:left w:type="dxa" w:w="100"/>
+              <w:bottom w:type="dxa" w:w="60"/>
+              <w:right w:type="dxa" w:w="100"/>
+            </w:tcMar>
+          </w:tcPr>
+          <w:p>
+            <w:pPr>
+              <w:spacing w:before="0" w:after="0"/>
+            </w:pPr>
+            <w:r>
+              <w:rPr>
+                <w:sz w:val="18"/>
+                <w:szCs w:val="18"/>
+              </w:rPr>
+              <w:t xml:space="preserve">Extension</w:t>
+            </w:r>
+          </w:p>
+        </w:tc>
+        <w:tc>
+          <w:tcPr>
+            <w:tcW w:type="dxa" w:w="5591"/>
+            <w:tcBorders>
+              <w:top w:val="single" w:color="BFBFBF" w:sz="4"/>
+              <w:left w:val="single" w:color="BFBFBF" w:sz="4"/>
+              <w:bottom w:val="single" w:color="BFBFBF" w:sz="4"/>
+              <w:right w:val="single" w:color="BFBFBF" w:sz="4"/>
+            </w:tcBorders>
+            <w:tcMar>
+              <w:top w:type="dxa" w:w="60"/>
+              <w:left w:type="dxa" w:w="100"/>
+              <w:bottom w:type="dxa" w:w="60"/>
+              <w:right w:type="dxa" w:w="100"/>
+            </w:tcMar>
+          </w:tcPr>
+          <w:p>
+            <w:pPr>
+              <w:spacing w:before="0" w:after="0"/>
+            </w:pPr>
+            <w:r>
+              <w:rPr>
+                <w:rFonts w:ascii="Consolas" w:cs="Consolas" w:eastAsia="Consolas" w:hAnsi="Consolas"/>
+                <w:color w:val="7B2C2C"/>
+                <w:sz w:val="16"/>
+                <w:szCs w:val="16"/>
+              </w:rPr>
+              <w:t xml:space="preserve">cd extension &amp;&amp; npm run typecheck &amp;&amp; npm run build &amp;&amp; npm test</w:t>
+            </w:r>
+          </w:p>
+        </w:tc>
+        <w:tc>
+          <w:tcPr>
+            <w:tcW w:type="dxa" w:w="2078"/>
+            <w:tcBorders>
+              <w:top w:val="single" w:color="BFBFBF" w:sz="4"/>
+              <w:left w:val="single" w:color="BFBFBF" w:sz="4"/>
+              <w:bottom w:val="single" w:color="BFBFBF" w:sz="4"/>
+              <w:right w:val="single" w:color="BFBFBF" w:sz="4"/>
+            </w:tcBorders>
+            <w:tcMar>
+              <w:top w:type="dxa" w:w="60"/>
+              <w:left w:type="dxa" w:w="100"/>
+              <w:bottom w:type="dxa" w:w="60"/>
+              <w:right w:type="dxa" w:w="100"/>
+            </w:tcMar>
+          </w:tcPr>
+          <w:p>
+            <w:pPr>
+              <w:spacing w:before="0" w:after="0"/>
+            </w:pPr>
+            <w:r>
+              <w:rPr>
+                <w:sz w:val="18"/>
+                <w:szCs w:val="18"/>
+              </w:rPr>
+              <w:t xml:space="preserve">builds </w:t>
+            </w:r>
+            <w:r>
+              <w:rPr>
+                <w:rFonts w:ascii="Consolas" w:cs="Consolas" w:eastAsia="Consolas" w:hAnsi="Consolas"/>
+                <w:color w:val="7B2C2C"/>
+                <w:sz w:val="16"/>
+                <w:szCs w:val="16"/>
+              </w:rPr>
+              <w:t xml:space="preserve">dist/</w:t>
+            </w:r>
+            <w:r>
+              <w:rPr>
+                <w:sz w:val="18"/>
+                <w:szCs w:val="18"/>
+              </w:rPr>
+              <w:t xml:space="preserve">, tests pass</w:t>
+            </w:r>
+          </w:p>
+        </w:tc>
+      </w:tr>
+      <w:tr>
+        <w:tc>
+          <w:tcPr>
+            <w:tcW w:type="dxa" w:w="1357"/>
+            <w:tcBorders>
+              <w:top w:val="single" w:color="BFBFBF" w:sz="4"/>
+              <w:left w:val="single" w:color="BFBFBF" w:sz="4"/>
+              <w:bottom w:val="single" w:color="BFBFBF" w:sz="4"/>
+              <w:right w:val="single" w:color="BFBFBF" w:sz="4"/>
+            </w:tcBorders>
+            <w:tcMar>
+              <w:top w:type="dxa" w:w="60"/>
+              <w:left w:type="dxa" w:w="100"/>
+              <w:bottom w:type="dxa" w:w="60"/>
+              <w:right w:type="dxa" w:w="100"/>
+            </w:tcMar>
+          </w:tcPr>
+          <w:p>
+            <w:pPr>
+              <w:spacing w:before="0" w:after="0"/>
+            </w:pPr>
+            <w:r>
+              <w:rPr>
+                <w:sz w:val="18"/>
+                <w:szCs w:val="18"/>
+              </w:rPr>
+              <w:t xml:space="preserve">Integration tests</w:t>
+            </w:r>
+          </w:p>
+        </w:tc>
+        <w:tc>
+          <w:tcPr>
+            <w:tcW w:type="dxa" w:w="5591"/>
+            <w:tcBorders>
+              <w:top w:val="single" w:color="BFBFBF" w:sz="4"/>
+              <w:left w:val="single" w:color="BFBFBF" w:sz="4"/>
+              <w:bottom w:val="single" w:color="BFBFBF" w:sz="4"/>
+              <w:right w:val="single" w:color="BFBFBF" w:sz="4"/>
+            </w:tcBorders>
+            <w:tcMar>
+              <w:top w:type="dxa" w:w="60"/>
+              <w:left w:type="dxa" w:w="100"/>
+              <w:bottom w:type="dxa" w:w="60"/>
+              <w:right w:type="dxa" w:w="100"/>
+            </w:tcMar>
+          </w:tcPr>
+          <w:p>
+            <w:pPr>
+              <w:spacing w:before="0" w:after="0"/>
+            </w:pPr>
+            <w:r>
+              <w:rPr>
+                <w:rFonts w:ascii="Consolas" w:cs="Consolas" w:eastAsia="Consolas" w:hAnsi="Consolas"/>
+                <w:color w:val="7B2C2C"/>
+                <w:sz w:val="16"/>
+                <w:szCs w:val="16"/>
+              </w:rPr>
               <w:t xml:space="preserve">cd backend &amp;&amp; TEST_ADMIN_DATABASE_URL=postgresql://postgres@127.0.0.1:5432/postgres pytest</w:t>
             </w:r>
           </w:p>
         </w:tc>
         <w:tc>
           <w:tcPr>
-            <w:tcW w:type="dxa" w:w="1328"/>
+            <w:tcW w:type="dxa" w:w="2078"/>
             <w:tcBorders>
               <w:top w:val="single" w:color="BFBFBF" w:sz="4"/>
               <w:left w:val="single" w:color="BFBFBF" w:sz="4"/>
@@ -5592,10 +5894,10 @@
           <w:sz w:val="19"/>
           <w:szCs w:val="19"/>
         </w:rPr>
-        <w:t xml:space="preserve">db/005_&lt;name&gt;.sql</w:t>
-      </w:r>
-      <w:r>
-        <w:t xml:space="preserve"> following the 001–004 conventions: </w:t>
+        <w:t xml:space="preserve">db/007_&lt;name&gt;.sql</w:t>
+      </w:r>
+      <w:r>
+        <w:t xml:space="preserve"> following the 001–006 conventions: </w:t>
       </w:r>
       <w:r>
         <w:rPr>
@@ -5725,7 +6027,7 @@
           <w:sz w:val="19"/>
           <w:szCs w:val="19"/>
         </w:rPr>
-        <w:t xml:space="preserve">migrations/versions/0004_&lt;name&gt;.py</w:t>
+        <w:t xml:space="preserve">migrations/versions/0006_&lt;name&gt;.py</w:t>
       </w:r>
       <w:r>
         <w:t xml:space="preserve"> calling </w:t>
@@ -5737,7 +6039,7 @@
           <w:sz w:val="19"/>
           <w:szCs w:val="19"/>
         </w:rPr>
-        <w:t xml:space="preserve">run_sql_file("005_&lt;name&gt;.sql")</w:t>
+        <w:t xml:space="preserve">run_sql_file("007_&lt;name&gt;.sql")</w:t>
       </w:r>
       <w:r>
         <w:t xml:space="preserve">.</w:t>
@@ -6459,6 +6761,19 @@
       </w:r>
       <w:r>
         <w:t xml:space="preserve"> cannot disconnect viewers: with LiveKit configured on the API only, views would never be removed by the sweep. Configure both or neither.</w:t>
+      </w:r>
+    </w:p>
+    <w:p>
+      <w:pPr>
+        <w:pStyle w:val="ListParagraph"/>
+        <w:numPr>
+          <w:ilvl w:val="0"/>
+          <w:numId w:val="2"/>
+        </w:numPr>
+        <w:spacing w:after="60"/>
+      </w:pPr>
+      <w:r>
+        <w:t xml:space="preserve">The webcam deviates from spec Section 9.1. Keep its safeguards when changing room code: separate opt-in, only while checked in, paused on breaks, no recording, no audio, every view logged with a reason and the employee notified.</w:t>
       </w:r>
     </w:p>
     <w:p>
@@ -6721,7 +7036,7 @@
                 <w:sz w:val="18"/>
                 <w:szCs w:val="18"/>
               </w:rPr>
-              <w:t xml:space="preserve">, no API to enable it).</w:t>
+              <w:t xml:space="preserve">, no API to enable it). This now covers the opt-in live webcam and the CEO video wall: the legal review must approve both before the flag is set.</w:t>
             </w:r>
           </w:p>
         </w:tc>
